--- a/crea_carpeta/Modelo certificado conformidad contrato menor.docx
+++ b/crea_carpeta/Modelo certificado conformidad contrato menor.docx
@@ -718,10 +718,12 @@
       </w:pPr>
     </w:p>
     <w:sectPr>
-      <w:headerReference w:type="default" r:id="rId10"/>
-      <w:footerReference w:type="default" r:id="rId11"/>
-      <w:headerReference w:type="first" r:id="rId12"/>
-      <w:footerReference w:type="first" r:id="rId13"/>
+      <w:headerReference w:type="even" r:id="rId10"/>
+      <w:headerReference w:type="default" r:id="rId11"/>
+      <w:footerReference w:type="even" r:id="rId12"/>
+      <w:footerReference w:type="default" r:id="rId13"/>
+      <w:headerReference w:type="first" r:id="rId14"/>
+      <w:footerReference w:type="first" r:id="rId15"/>
       <w:pgSz w:w="11906" w:h="16838"/>
       <w:pgMar w:top="1755" w:right="1134" w:bottom="1191" w:left="1701" w:header="435" w:footer="1134" w:gutter="0"/>
       <w:cols w:space="720"/>
@@ -753,10 +755,9 @@
 
 <file path=word/footer1.xml><?xml version="1.0" encoding="utf-8"?>
 <w:ftr xmlns:wpc="http://schemas.microsoft.com/office/word/2010/wordprocessingCanvas" xmlns:cx="http://schemas.microsoft.com/office/drawing/2014/chartex" xmlns:cx1="http://schemas.microsoft.com/office/drawing/2015/9/8/chartex" xmlns:cx2="http://schemas.microsoft.com/office/drawing/2015/10/21/chartex" xmlns:cx3="http://schemas.microsoft.com/office/drawing/2016/5/9/chartex" xmlns:cx4="http://schemas.microsoft.com/office/drawing/2016/5/10/chartex" xmlns:cx5="http://schemas.microsoft.com/office/drawing/2016/5/11/chartex" xmlns:cx6="http://schemas.microsoft.com/office/drawing/2016/5/12/chartex" xmlns:cx7="http://schemas.microsoft.com/office/drawing/2016/5/13/chartex" xmlns:cx8="http://schemas.microsoft.com/office/drawing/2016/5/14/chartex" xmlns:mc="http://schemas.openxmlformats.org/markup-compatibility/2006" xmlns:aink="http://schemas.microsoft.com/office/drawing/2016/ink" xmlns:am3d="http://schemas.microsoft.com/office/drawing/2017/model3d" xmlns:o="urn:schemas-microsoft-com:office:office" xmlns:oel="http://schemas.microsoft.com/office/2019/extlst" xmlns:r="http://schemas.openxmlformats.org/officeDocument/2006/relationships" xmlns:m="http://schemas.openxmlformats.org/officeDocument/2006/math" xmlns:v="urn:schemas-microsoft-com:vml" xmlns:wp14="http://schemas.microsoft.com/office/word/2010/wordprocessingDrawing" xmlns:wp="http://schemas.openxmlformats.org/drawingml/2006/wordprocessingDrawing" xmlns:w10="urn:schemas-microsoft-com:office:word" xmlns:w="http://schemas.openxmlformats.org/wordprocessingml/2006/main" xmlns:w14="http://schemas.microsoft.com/office/word/2010/wordml" xmlns:w15="http://schemas.microsoft.com/office/word/2012/wordml" xmlns:w16cex="http://schemas.microsoft.com/office/word/2018/wordml/cex" xmlns:w16cid="http://schemas.microsoft.com/office/word/2016/wordml/cid" xmlns:w16="http://schemas.microsoft.com/office/word/2018/wordml" xmlns:w16sdtdh="http://schemas.microsoft.com/office/word/2020/wordml/sdtdatahash" xmlns:w16se="http://schemas.microsoft.com/office/word/2015/wordml/symex" xmlns:wpg="http://schemas.microsoft.com/office/word/2010/wordprocessingGroup" xmlns:wpi="http://schemas.microsoft.com/office/word/2010/wordprocessingInk" xmlns:wne="http://schemas.microsoft.com/office/word/2006/wordml" xmlns:wps="http://schemas.microsoft.com/office/word/2010/wordprocessingShape" mc:Ignorable="w14 w15 w16se w16cid w16 w16cex w16sdtdh wp14">
-  <w:p/>
   <w:p>
     <w:pPr>
-      <w:jc w:val="right"/>
+      <w:pStyle w:val="Piedepgina"/>
     </w:pPr>
   </w:p>
 </w:ftr>
@@ -773,6 +774,17 @@
 </w:ftr>
 </file>
 
+<file path=word/footer3.xml><?xml version="1.0" encoding="utf-8"?>
+<w:ftr xmlns:wpc="http://schemas.microsoft.com/office/word/2010/wordprocessingCanvas" xmlns:cx="http://schemas.microsoft.com/office/drawing/2014/chartex" xmlns:cx1="http://schemas.microsoft.com/office/drawing/2015/9/8/chartex" xmlns:cx2="http://schemas.microsoft.com/office/drawing/2015/10/21/chartex" xmlns:cx3="http://schemas.microsoft.com/office/drawing/2016/5/9/chartex" xmlns:cx4="http://schemas.microsoft.com/office/drawing/2016/5/10/chartex" xmlns:cx5="http://schemas.microsoft.com/office/drawing/2016/5/11/chartex" xmlns:cx6="http://schemas.microsoft.com/office/drawing/2016/5/12/chartex" xmlns:cx7="http://schemas.microsoft.com/office/drawing/2016/5/13/chartex" xmlns:cx8="http://schemas.microsoft.com/office/drawing/2016/5/14/chartex" xmlns:mc="http://schemas.openxmlformats.org/markup-compatibility/2006" xmlns:aink="http://schemas.microsoft.com/office/drawing/2016/ink" xmlns:am3d="http://schemas.microsoft.com/office/drawing/2017/model3d" xmlns:o="urn:schemas-microsoft-com:office:office" xmlns:oel="http://schemas.microsoft.com/office/2019/extlst" xmlns:r="http://schemas.openxmlformats.org/officeDocument/2006/relationships" xmlns:m="http://schemas.openxmlformats.org/officeDocument/2006/math" xmlns:v="urn:schemas-microsoft-com:vml" xmlns:wp14="http://schemas.microsoft.com/office/word/2010/wordprocessingDrawing" xmlns:wp="http://schemas.openxmlformats.org/drawingml/2006/wordprocessingDrawing" xmlns:w10="urn:schemas-microsoft-com:office:word" xmlns:w="http://schemas.openxmlformats.org/wordprocessingml/2006/main" xmlns:w14="http://schemas.microsoft.com/office/word/2010/wordml" xmlns:w15="http://schemas.microsoft.com/office/word/2012/wordml" xmlns:w16cex="http://schemas.microsoft.com/office/word/2018/wordml/cex" xmlns:w16cid="http://schemas.microsoft.com/office/word/2016/wordml/cid" xmlns:w16="http://schemas.microsoft.com/office/word/2018/wordml" xmlns:w16sdtdh="http://schemas.microsoft.com/office/word/2020/wordml/sdtdatahash" xmlns:w16se="http://schemas.microsoft.com/office/word/2015/wordml/symex" xmlns:wpg="http://schemas.microsoft.com/office/word/2010/wordprocessingGroup" xmlns:wpi="http://schemas.microsoft.com/office/word/2010/wordprocessingInk" xmlns:wne="http://schemas.microsoft.com/office/word/2006/wordml" xmlns:wps="http://schemas.microsoft.com/office/word/2010/wordprocessingShape" mc:Ignorable="w14 w15 w16se w16cid w16 w16cex w16sdtdh wp14">
+  <w:p/>
+  <w:p>
+    <w:pPr>
+      <w:jc w:val="right"/>
+    </w:pPr>
+  </w:p>
+</w:ftr>
+</file>
+
 <file path=word/footnotes.xml><?xml version="1.0" encoding="utf-8"?>
 <w:footnotes xmlns:wpc="http://schemas.microsoft.com/office/word/2010/wordprocessingCanvas" xmlns:cx="http://schemas.microsoft.com/office/drawing/2014/chartex" xmlns:cx1="http://schemas.microsoft.com/office/drawing/2015/9/8/chartex" xmlns:cx2="http://schemas.microsoft.com/office/drawing/2015/10/21/chartex" xmlns:cx3="http://schemas.microsoft.com/office/drawing/2016/5/9/chartex" xmlns:cx4="http://schemas.microsoft.com/office/drawing/2016/5/10/chartex" xmlns:cx5="http://schemas.microsoft.com/office/drawing/2016/5/11/chartex" xmlns:cx6="http://schemas.microsoft.com/office/drawing/2016/5/12/chartex" xmlns:cx7="http://schemas.microsoft.com/office/drawing/2016/5/13/chartex" xmlns:cx8="http://schemas.microsoft.com/office/drawing/2016/5/14/chartex" xmlns:mc="http://schemas.openxmlformats.org/markup-compatibility/2006" xmlns:aink="http://schemas.microsoft.com/office/drawing/2016/ink" xmlns:am3d="http://schemas.microsoft.com/office/drawing/2017/model3d" xmlns:o="urn:schemas-microsoft-com:office:office" xmlns:oel="http://schemas.microsoft.com/office/2019/extlst" xmlns:r="http://schemas.openxmlformats.org/officeDocument/2006/relationships" xmlns:m="http://schemas.openxmlformats.org/officeDocument/2006/math" xmlns:v="urn:schemas-microsoft-com:vml" xmlns:wp14="http://schemas.microsoft.com/office/word/2010/wordprocessingDrawing" xmlns:wp="http://schemas.openxmlformats.org/drawingml/2006/wordprocessingDrawing" xmlns:w10="urn:schemas-microsoft-com:office:word" xmlns:w="http://schemas.openxmlformats.org/wordprocessingml/2006/main" xmlns:w14="http://schemas.microsoft.com/office/word/2010/wordml" xmlns:w15="http://schemas.microsoft.com/office/word/2012/wordml" xmlns:w16cex="http://schemas.microsoft.com/office/word/2018/wordml/cex" xmlns:w16cid="http://schemas.microsoft.com/office/word/2016/wordml/cid" xmlns:w16="http://schemas.microsoft.com/office/word/2018/wordml" xmlns:w16sdtdh="http://schemas.microsoft.com/office/word/2020/wordml/sdtdatahash" xmlns:w16se="http://schemas.microsoft.com/office/word/2015/wordml/symex" xmlns:wpg="http://schemas.microsoft.com/office/word/2010/wordprocessingGroup" xmlns:wpi="http://schemas.microsoft.com/office/word/2010/wordprocessingInk" xmlns:wne="http://schemas.microsoft.com/office/word/2006/wordml" xmlns:wps="http://schemas.microsoft.com/office/word/2010/wordprocessingShape" mc:Ignorable="w14 w15 w16se w16cid w16 w16cex w16sdtdh wp14">
   <w:footnote w:type="separator" w:id="-1">
@@ -797,25 +809,32 @@
   <w:p>
     <w:pPr>
       <w:pStyle w:val="Encabezado"/>
+    </w:pPr>
+  </w:p>
+</w:hdr>
+</file>
+
+<file path=word/header2.xml><?xml version="1.0" encoding="utf-8"?>
+<w:hdr xmlns:wpc="http://schemas.microsoft.com/office/word/2010/wordprocessingCanvas" xmlns:cx="http://schemas.microsoft.com/office/drawing/2014/chartex" xmlns:cx1="http://schemas.microsoft.com/office/drawing/2015/9/8/chartex" xmlns:cx2="http://schemas.microsoft.com/office/drawing/2015/10/21/chartex" xmlns:cx3="http://schemas.microsoft.com/office/drawing/2016/5/9/chartex" xmlns:cx4="http://schemas.microsoft.com/office/drawing/2016/5/10/chartex" xmlns:cx5="http://schemas.microsoft.com/office/drawing/2016/5/11/chartex" xmlns:cx6="http://schemas.microsoft.com/office/drawing/2016/5/12/chartex" xmlns:cx7="http://schemas.microsoft.com/office/drawing/2016/5/13/chartex" xmlns:cx8="http://schemas.microsoft.com/office/drawing/2016/5/14/chartex" xmlns:mc="http://schemas.openxmlformats.org/markup-compatibility/2006" xmlns:aink="http://schemas.microsoft.com/office/drawing/2016/ink" xmlns:am3d="http://schemas.microsoft.com/office/drawing/2017/model3d" xmlns:o="urn:schemas-microsoft-com:office:office" xmlns:oel="http://schemas.microsoft.com/office/2019/extlst" xmlns:r="http://schemas.openxmlformats.org/officeDocument/2006/relationships" xmlns:m="http://schemas.openxmlformats.org/officeDocument/2006/math" xmlns:v="urn:schemas-microsoft-com:vml" xmlns:wp14="http://schemas.microsoft.com/office/word/2010/wordprocessingDrawing" xmlns:wp="http://schemas.openxmlformats.org/drawingml/2006/wordprocessingDrawing" xmlns:w10="urn:schemas-microsoft-com:office:word" xmlns:w="http://schemas.openxmlformats.org/wordprocessingml/2006/main" xmlns:w14="http://schemas.microsoft.com/office/word/2010/wordml" xmlns:w15="http://schemas.microsoft.com/office/word/2012/wordml" xmlns:w16cex="http://schemas.microsoft.com/office/word/2018/wordml/cex" xmlns:w16cid="http://schemas.microsoft.com/office/word/2016/wordml/cid" xmlns:w16="http://schemas.microsoft.com/office/word/2018/wordml" xmlns:w16sdtdh="http://schemas.microsoft.com/office/word/2020/wordml/sdtdatahash" xmlns:w16se="http://schemas.microsoft.com/office/word/2015/wordml/symex" xmlns:wpg="http://schemas.microsoft.com/office/word/2010/wordprocessingGroup" xmlns:wpi="http://schemas.microsoft.com/office/word/2010/wordprocessingInk" xmlns:wne="http://schemas.microsoft.com/office/word/2006/wordml" xmlns:wps="http://schemas.microsoft.com/office/word/2010/wordprocessingShape" mc:Ignorable="w14 w15 w16se w16cid w16 w16cex w16sdtdh wp14">
+  <w:p>
+    <w:pPr>
+      <w:pStyle w:val="Encabezado"/>
       <w:ind w:left="-570"/>
     </w:pPr>
     <w:r>
-      <w:rPr>
-        <w:noProof/>
-      </w:rPr>
       <w:drawing>
-        <wp:anchor distT="0" distB="0" distL="114300" distR="114300" simplePos="0" relativeHeight="251658240" behindDoc="0" locked="0" layoutInCell="1" allowOverlap="1" wp14:anchorId="59197795" wp14:editId="3922C090">
+        <wp:anchor distT="0" distB="0" distL="114300" distR="114300" simplePos="0" relativeHeight="251658240" behindDoc="0" locked="0" layoutInCell="1" allowOverlap="1" wp14:anchorId="4C50334C" wp14:editId="6CEA13CA">
           <wp:simplePos x="0" y="0"/>
           <wp:positionH relativeFrom="column">
-            <wp:posOffset>-80010</wp:posOffset>
+            <wp:posOffset>15240</wp:posOffset>
           </wp:positionH>
           <wp:positionV relativeFrom="paragraph">
             <wp:posOffset>0</wp:posOffset>
           </wp:positionV>
-          <wp:extent cx="5762625" cy="695325"/>
-          <wp:effectExtent l="0" t="0" r="9525" b="9525"/>
-          <wp:wrapSquare wrapText="bothSides"/>
-          <wp:docPr id="10" name="Imagen 10"/>
+          <wp:extent cx="5760085" cy="691515"/>
+          <wp:effectExtent l="0" t="0" r="0" b="0"/>
+          <wp:wrapNone/>
+          <wp:docPr id="1" name="Imagen 1"/>
           <wp:cNvGraphicFramePr>
             <a:graphicFrameLocks xmlns:a="http://schemas.openxmlformats.org/drawingml/2006/main" noChangeAspect="1"/>
           </wp:cNvGraphicFramePr>
@@ -823,10 +842,8 @@
             <a:graphicData uri="http://schemas.openxmlformats.org/drawingml/2006/picture">
               <pic:pic xmlns:pic="http://schemas.openxmlformats.org/drawingml/2006/picture">
                 <pic:nvPicPr>
-                  <pic:cNvPr id="0" name="Picture 2"/>
-                  <pic:cNvPicPr>
-                    <a:picLocks noChangeAspect="1" noChangeArrowheads="1"/>
-                  </pic:cNvPicPr>
+                  <pic:cNvPr id="1" name=""/>
+                  <pic:cNvPicPr/>
                 </pic:nvPicPr>
                 <pic:blipFill>
                   <a:blip r:embed="rId1">
@@ -836,23 +853,18 @@
                       </a:ext>
                     </a:extLst>
                   </a:blip>
-                  <a:srcRect/>
                   <a:stretch>
                     <a:fillRect/>
                   </a:stretch>
                 </pic:blipFill>
-                <pic:spPr bwMode="auto">
+                <pic:spPr>
                   <a:xfrm>
                     <a:off x="0" y="0"/>
-                    <a:ext cx="5762625" cy="695325"/>
+                    <a:ext cx="5760085" cy="691515"/>
                   </a:xfrm>
                   <a:prstGeom prst="rect">
                     <a:avLst/>
                   </a:prstGeom>
-                  <a:noFill/>
-                  <a:ln>
-                    <a:noFill/>
-                  </a:ln>
                 </pic:spPr>
               </pic:pic>
             </a:graphicData>
@@ -870,7 +882,7 @@
 </w:hdr>
 </file>
 
-<file path=word/header2.xml><?xml version="1.0" encoding="utf-8"?>
+<file path=word/header3.xml><?xml version="1.0" encoding="utf-8"?>
 <w:hdr xmlns:wpc="http://schemas.microsoft.com/office/word/2010/wordprocessingCanvas" xmlns:cx="http://schemas.microsoft.com/office/drawing/2014/chartex" xmlns:cx1="http://schemas.microsoft.com/office/drawing/2015/9/8/chartex" xmlns:cx2="http://schemas.microsoft.com/office/drawing/2015/10/21/chartex" xmlns:cx3="http://schemas.microsoft.com/office/drawing/2016/5/9/chartex" xmlns:cx4="http://schemas.microsoft.com/office/drawing/2016/5/10/chartex" xmlns:cx5="http://schemas.microsoft.com/office/drawing/2016/5/11/chartex" xmlns:cx6="http://schemas.microsoft.com/office/drawing/2016/5/12/chartex" xmlns:cx7="http://schemas.microsoft.com/office/drawing/2016/5/13/chartex" xmlns:cx8="http://schemas.microsoft.com/office/drawing/2016/5/14/chartex" xmlns:mc="http://schemas.openxmlformats.org/markup-compatibility/2006" xmlns:aink="http://schemas.microsoft.com/office/drawing/2016/ink" xmlns:am3d="http://schemas.microsoft.com/office/drawing/2017/model3d" xmlns:o="urn:schemas-microsoft-com:office:office" xmlns:oel="http://schemas.microsoft.com/office/2019/extlst" xmlns:r="http://schemas.openxmlformats.org/officeDocument/2006/relationships" xmlns:m="http://schemas.openxmlformats.org/officeDocument/2006/math" xmlns:v="urn:schemas-microsoft-com:vml" xmlns:wp14="http://schemas.microsoft.com/office/word/2010/wordprocessingDrawing" xmlns:wp="http://schemas.openxmlformats.org/drawingml/2006/wordprocessingDrawing" xmlns:w10="urn:schemas-microsoft-com:office:word" xmlns:w="http://schemas.openxmlformats.org/wordprocessingml/2006/main" xmlns:w14="http://schemas.microsoft.com/office/word/2010/wordml" xmlns:w15="http://schemas.microsoft.com/office/word/2012/wordml" xmlns:w16cex="http://schemas.microsoft.com/office/word/2018/wordml/cex" xmlns:w16cid="http://schemas.microsoft.com/office/word/2016/wordml/cid" xmlns:w16="http://schemas.microsoft.com/office/word/2018/wordml" xmlns:w16sdtdh="http://schemas.microsoft.com/office/word/2020/wordml/sdtdatahash" xmlns:w16se="http://schemas.microsoft.com/office/word/2015/wordml/symex" xmlns:wpg="http://schemas.microsoft.com/office/word/2010/wordprocessingGroup" xmlns:wpi="http://schemas.microsoft.com/office/word/2010/wordprocessingInk" xmlns:wne="http://schemas.microsoft.com/office/word/2006/wordml" xmlns:wps="http://schemas.microsoft.com/office/word/2010/wordprocessingShape" mc:Ignorable="w14 w15 w16se w16cid w16 w16cex w16sdtdh wp14">
   <w:p>
     <w:pPr>
@@ -3442,26 +3454,6 @@
 </file>
 
 <file path=customXml/item1.xml><?xml version="1.0" encoding="utf-8"?>
-<p:properties xmlns:p="http://schemas.microsoft.com/office/2006/metadata/properties" xmlns:xsi="http://www.w3.org/2001/XMLSchema-instance" xmlns:pc="http://schemas.microsoft.com/office/infopath/2007/PartnerControls">
-  <documentManagement>
-    <lcf76f155ced4ddcb4097134ff3c332f xmlns="b5f761dc-0ad6-4c4e-b39e-b164820ce0c6">
-      <Terms xmlns="http://schemas.microsoft.com/office/infopath/2007/PartnerControls"/>
-    </lcf76f155ced4ddcb4097134ff3c332f>
-    <TaxCatchAll xmlns="cccfa497-ac3e-4aea-9a3a-5d2483928464" xsi:nil="true"/>
-  </documentManagement>
-</p:properties>
-</file>
-
-<file path=customXml/item2.xml><?xml version="1.0" encoding="utf-8"?>
-<?mso-contentType ?>
-<FormTemplates xmlns="http://schemas.microsoft.com/sharepoint/v3/contenttype/forms">
-  <Display>DocumentLibraryForm</Display>
-  <Edit>DocumentLibraryForm</Edit>
-  <New>DocumentLibraryForm</New>
-</FormTemplates>
-</file>
-
-<file path=customXml/item3.xml><?xml version="1.0" encoding="utf-8"?>
 <ct:contentTypeSchema xmlns:ct="http://schemas.microsoft.com/office/2006/metadata/contentType" xmlns:ma="http://schemas.microsoft.com/office/2006/metadata/properties/metaAttributes" ct:_="" ma:_="" ma:contentTypeName="Documento" ma:contentTypeID="0x0101007BD18D3F7288E745996656793FA4913E" ma:contentTypeVersion="16" ma:contentTypeDescription="Crear nuevo documento." ma:contentTypeScope="" ma:versionID="a5e3786184ca4c29863b7efe97a9472a">
   <xsd:schema xmlns:xsd="http://www.w3.org/2001/XMLSchema" xmlns:xs="http://www.w3.org/2001/XMLSchema" xmlns:p="http://schemas.microsoft.com/office/2006/metadata/properties" xmlns:ns2="b5f761dc-0ad6-4c4e-b39e-b164820ce0c6" xmlns:ns3="cccfa497-ac3e-4aea-9a3a-5d2483928464" targetNamespace="http://schemas.microsoft.com/office/2006/metadata/properties" ma:root="true" ma:fieldsID="e48b48b15a7306a2b07cb1f8c893e2e5" ns2:_="" ns3:_="">
     <xsd:import namespace="b5f761dc-0ad6-4c4e-b39e-b164820ce0c6"/>
@@ -3702,26 +3694,27 @@
 </ct:contentTypeSchema>
 </file>
 
-<file path=customXml/itemProps1.xml><?xml version="1.0" encoding="utf-8"?>
-<ds:datastoreItem xmlns:ds="http://schemas.openxmlformats.org/officeDocument/2006/customXml" ds:itemID="{05E499A8-AFD3-4CC7-BB59-2F2C0E50DF8C}">
-  <ds:schemaRefs>
-    <ds:schemaRef ds:uri="http://schemas.microsoft.com/office/2006/metadata/properties"/>
-    <ds:schemaRef ds:uri="http://schemas.microsoft.com/office/infopath/2007/PartnerControls"/>
-    <ds:schemaRef ds:uri="b5f761dc-0ad6-4c4e-b39e-b164820ce0c6"/>
-    <ds:schemaRef ds:uri="cccfa497-ac3e-4aea-9a3a-5d2483928464"/>
-  </ds:schemaRefs>
-</ds:datastoreItem>
+<file path=customXml/item2.xml><?xml version="1.0" encoding="utf-8"?>
+<?mso-contentType ?>
+<FormTemplates xmlns="http://schemas.microsoft.com/sharepoint/v3/contenttype/forms">
+  <Display>DocumentLibraryForm</Display>
+  <Edit>DocumentLibraryForm</Edit>
+  <New>DocumentLibraryForm</New>
+</FormTemplates>
 </file>
 
-<file path=customXml/itemProps2.xml><?xml version="1.0" encoding="utf-8"?>
-<ds:datastoreItem xmlns:ds="http://schemas.openxmlformats.org/officeDocument/2006/customXml" ds:itemID="{724781B1-C7E8-4517-8E85-5464F355BCE0}">
-  <ds:schemaRefs>
-    <ds:schemaRef ds:uri="http://schemas.microsoft.com/sharepoint/v3/contenttype/forms"/>
-  </ds:schemaRefs>
-</ds:datastoreItem>
+<file path=customXml/item3.xml><?xml version="1.0" encoding="utf-8"?>
+<p:properties xmlns:p="http://schemas.microsoft.com/office/2006/metadata/properties" xmlns:xsi="http://www.w3.org/2001/XMLSchema-instance" xmlns:pc="http://schemas.microsoft.com/office/infopath/2007/PartnerControls">
+  <documentManagement>
+    <lcf76f155ced4ddcb4097134ff3c332f xmlns="b5f761dc-0ad6-4c4e-b39e-b164820ce0c6">
+      <Terms xmlns="http://schemas.microsoft.com/office/infopath/2007/PartnerControls"/>
+    </lcf76f155ced4ddcb4097134ff3c332f>
+    <TaxCatchAll xmlns="cccfa497-ac3e-4aea-9a3a-5d2483928464" xsi:nil="true"/>
+  </documentManagement>
+</p:properties>
 </file>
 
-<file path=customXml/itemProps3.xml><?xml version="1.0" encoding="utf-8"?>
+<file path=customXml/itemProps1.xml><?xml version="1.0" encoding="utf-8"?>
 <ds:datastoreItem xmlns:ds="http://schemas.openxmlformats.org/officeDocument/2006/customXml" ds:itemID="{935A41A2-EEA7-4FFE-8320-545E9E6B5407}">
   <ds:schemaRefs>
     <ds:schemaRef ds:uri="http://schemas.microsoft.com/office/2006/metadata/contentType"/>
@@ -3738,4 +3731,23 @@
     <ds:schemaRef ds:uri="http://schemas.microsoft.com/internal/obd"/>
   </ds:schemaRefs>
 </ds:datastoreItem>
+</file>
+
+<file path=customXml/itemProps2.xml><?xml version="1.0" encoding="utf-8"?>
+<ds:datastoreItem xmlns:ds="http://schemas.openxmlformats.org/officeDocument/2006/customXml" ds:itemID="{724781B1-C7E8-4517-8E85-5464F355BCE0}">
+  <ds:schemaRefs>
+    <ds:schemaRef ds:uri="http://schemas.microsoft.com/sharepoint/v3/contenttype/forms"/>
+  </ds:schemaRefs>
+</ds:datastoreItem>
+</file>
+
+<file path=customXml/itemProps3.xml><?xml version="1.0" encoding="utf-8"?>
+<ds:datastoreItem xmlns:ds="http://schemas.openxmlformats.org/officeDocument/2006/customXml" ds:itemID="{05E499A8-AFD3-4CC7-BB59-2F2C0E50DF8C}">
+  <ds:schemaRefs>
+    <ds:schemaRef ds:uri="http://schemas.microsoft.com/office/2006/metadata/properties"/>
+    <ds:schemaRef ds:uri="http://schemas.microsoft.com/office/infopath/2007/PartnerControls"/>
+    <ds:schemaRef ds:uri="b5f761dc-0ad6-4c4e-b39e-b164820ce0c6"/>
+    <ds:schemaRef ds:uri="cccfa497-ac3e-4aea-9a3a-5d2483928464"/>
+  </ds:schemaRefs>
+</ds:datastoreItem>
 </file>